--- a/事業計画/総数引受契約書_Land&Company（田角様）_BrasserieThierryMarx_20261031.docx
+++ b/事業計画/総数引受契約書_Land&Company（田角様）_BrasserieThierryMarx_20261031.docx
@@ -70,20 +70,7 @@
         <w:rPr>
           <w:rFonts w:ascii="游明朝" w:eastAsia="游明朝" w:hAnsi="游明朝" w:hint="eastAsia"/>
         </w:rPr>
-        <w:t xml:space="preserve">１　甲は、</w:t>
-      </w:r>
-      <w:r>
-        <w:rPr>
-          <w:rFonts w:ascii="游明朝" w:eastAsia="游明朝" w:hAnsi="游明朝" w:hint="eastAsia"/>
-          <w:highlight w:val="yellow"/>
-        </w:rPr>
-        <w:t xml:space="preserve">【2026年11月　日】</w:t>
-      </w:r>
-      <w:r>
-        <w:rPr>
-          <w:rFonts w:ascii="游明朝" w:eastAsia="游明朝" w:hAnsi="游明朝" w:hint="eastAsia"/>
-        </w:rPr>
-        <w:t xml:space="preserve">付の甲の株主総会の特別決議（会社法第319条第1項により決議があったものとみなされる場合を含む。）に基づき、次の要領により募集株式（以下「本株式」という。）を発行する。</w:t>
+        <w:t xml:space="preserve">１　甲は、2026年11月6日付の甲の株主総会の特別決議（会社法第319条第1項により決議があったものとみなされる場合を含む。）に基づき、次の要領により募集株式（以下「本株式」という。）を発行する。</w:t>
       </w:r>
     </w:p>
     <w:tbl>
@@ -720,20 +707,7 @@
         <w:rPr>
           <w:rFonts w:ascii="游明朝" w:eastAsia="游明朝" w:hAnsi="游明朝" w:hint="eastAsia"/>
         </w:rPr>
-        <w:t xml:space="preserve">（３）丙と乙との間の</w:t>
-      </w:r>
-      <w:r>
-        <w:rPr>
-          <w:rFonts w:ascii="游明朝" w:eastAsia="游明朝" w:hAnsi="游明朝" w:hint="eastAsia"/>
-          <w:highlight w:val="yellow"/>
-        </w:rPr>
-        <w:t xml:space="preserve">【2026年11月　日】</w:t>
-      </w:r>
-      <w:r>
-        <w:rPr>
-          <w:rFonts w:ascii="游明朝" w:eastAsia="游明朝" w:hAnsi="游明朝" w:hint="eastAsia"/>
-        </w:rPr>
-        <w:t xml:space="preserve">付合意書（以下「本合意書」という。）第１条第２項各号に定める事由が生じていないこと</w:t>
+        <w:t xml:space="preserve">（３）丙と乙との間の2026年11月　日付合意書（以下「本合意書」という。）第１条第２項各号に定める事由が生じていないこと</w:t>
       </w:r>
     </w:p>
     <w:p>
@@ -823,20 +797,7 @@
         <w:rPr>
           <w:rFonts w:ascii="游明朝" w:eastAsia="游明朝" w:hAnsi="游明朝" w:hint="eastAsia"/>
         </w:rPr>
-        <w:t xml:space="preserve">（２）甲の発行済株式総数は普通株式2,000株（2026年10月</w:t>
-      </w:r>
-      <w:r>
-        <w:rPr>
-          <w:rFonts w:ascii="游明朝" w:eastAsia="游明朝" w:hAnsi="游明朝" w:hint="eastAsia"/>
-          <w:highlight w:val="yellow"/>
-        </w:rPr>
-        <w:t xml:space="preserve">【30】</w:t>
-      </w:r>
-      <w:r>
-        <w:rPr>
-          <w:rFonts w:ascii="游明朝" w:eastAsia="游明朝" w:hAnsi="游明朝" w:hint="eastAsia"/>
-        </w:rPr>
-        <w:t xml:space="preserve">日を払込期日とする第三者割当による1,990株の発行後の株式数）であり、本株式及び本株式と同時期に第三者割当の方法により発行する募集株式を除き、甲の株式、新株予約権その他甲の株式を取得し得る権利は発行されていないこと</w:t>
+        <w:t xml:space="preserve">（２）甲の発行済株式総数は普通株式2,000株（2026年10月30日を払込期日とする第三者割当による1,990株の発行後の株式数）であり、本株式及び本株式と同時期に第三者割当の方法により発行する募集株式を除き、甲の株式、新株予約権その他甲の株式を取得し得る権利は発行されていないこと</w:t>
       </w:r>
     </w:p>
     <w:p>
@@ -1356,9 +1317,8 @@
       <w:r>
         <w:rPr>
           <w:rFonts w:ascii="游明朝" w:eastAsia="游明朝" w:hAnsi="游明朝" w:hint="eastAsia"/>
-          <w:highlight w:val="yellow"/>
-        </w:rPr>
-        <w:t xml:space="preserve">【2026年11月　日】</w:t>
+        </w:rPr>
+        <w:t xml:space="preserve">2026年11月　　日</w:t>
       </w:r>
     </w:p>
     <w:p>
